--- a/React_app/public/Template.docx
+++ b/React_app/public/Template.docx
@@ -9,6 +9,13 @@
       <w:r>
         <w:rPr>
           <w:rStyle w:val="CdigoHTML"/>
+          <w:b/>
+        </w:rPr>
+        <w:t xml:space="preserve">Monitor: </w:t>
+      </w:r>
+      <w:r>
+        <w:rPr>
+          <w:rStyle w:val="CdigoHTML"/>
         </w:rPr>
         <w:t>{</w:t>
       </w:r>
@@ -32,6 +39,19 @@
       <w:r>
         <w:rPr>
           <w:rStyle w:val="CdigoHTML"/>
+          <w:b/>
+        </w:rPr>
+        <w:t>Data</w:t>
+      </w:r>
+      <w:r>
+        <w:rPr>
+          <w:rStyle w:val="CdigoHTML"/>
+        </w:rPr>
+        <w:t xml:space="preserve">: </w:t>
+      </w:r>
+      <w:r>
+        <w:rPr>
+          <w:rStyle w:val="CdigoHTML"/>
         </w:rPr>
         <w:t>{</w:t>
       </w:r>
@@ -40,7 +60,7 @@
         <w:rPr>
           <w:rStyle w:val="CdigoHTML"/>
         </w:rPr>
-        <w:t>id_origem</w:t>
+        <w:t>gerado_em</w:t>
       </w:r>
       <w:proofErr w:type="spellEnd"/>
       <w:r>
@@ -53,7 +73,23 @@
     <w:p>
       <w:pPr>
         <w:pStyle w:val="NormalWeb"/>
-      </w:pPr>
+        <w:rPr>
+          <w:rStyle w:val="CdigoHTML"/>
+        </w:rPr>
+      </w:pPr>
+      <w:r>
+        <w:rPr>
+          <w:rStyle w:val="CdigoHTML"/>
+          <w:b/>
+        </w:rPr>
+        <w:t>Estado atual:</w:t>
+      </w:r>
+      <w:r>
+        <w:rPr>
+          <w:rStyle w:val="CdigoHTML"/>
+        </w:rPr>
+        <w:t xml:space="preserve"> </w:t>
+      </w:r>
       <w:r>
         <w:rPr>
           <w:rStyle w:val="CdigoHTML"/>
@@ -65,7 +101,7 @@
         <w:rPr>
           <w:rStyle w:val="CdigoHTML"/>
         </w:rPr>
-        <w:t>gerado_em</w:t>
+        <w:t>estado_atual</w:t>
       </w:r>
       <w:proofErr w:type="spellEnd"/>
       <w:r>
@@ -82,58 +118,160 @@
           <w:rStyle w:val="CdigoHTML"/>
         </w:rPr>
       </w:pPr>
-      <w:r>
-        <w:rPr>
-          <w:rStyle w:val="CdigoHTML"/>
-        </w:rPr>
-        <w:t>{</w:t>
+    </w:p>
+    <w:p>
+      <w:pPr>
+        <w:pStyle w:val="NormalWeb"/>
+      </w:pPr>
+      <w:r>
+        <w:t>{</w:t>
+      </w:r>
+      <w:r>
+        <w:t>#</w:t>
       </w:r>
       <w:proofErr w:type="spellStart"/>
       <w:r>
-        <w:rPr>
-          <w:rStyle w:val="CdigoHTML"/>
-        </w:rPr>
-        <w:t>estado_atual</w:t>
+        <w:t>events</w:t>
       </w:r>
       <w:proofErr w:type="spellEnd"/>
       <w:r>
-        <w:rPr>
-          <w:rStyle w:val="CdigoHTML"/>
-        </w:rPr>
-        <w:t>}</w:t>
-      </w:r>
-    </w:p>
-    <w:p>
-      <w:pPr>
-        <w:pStyle w:val="NormalWeb"/>
-        <w:rPr>
-          <w:rStyle w:val="CdigoHTML"/>
-        </w:rPr>
-      </w:pPr>
-    </w:p>
-    <w:p>
-      <w:pPr>
-        <w:pStyle w:val="NormalWeb"/>
-      </w:pPr>
-      <w:r>
-        <w:t>{</w:t>
-      </w:r>
-      <w:r>
-        <w:t>#</w:t>
+        <w:t>}</w:t>
+      </w:r>
+    </w:p>
+    <w:p>
+      <w:pPr>
+        <w:pStyle w:val="NormalWeb"/>
+      </w:pPr>
+      <w:r>
+        <w:rPr>
+          <w:rStyle w:val="CdigoHTML"/>
+          <w:b/>
+        </w:rPr>
+        <w:t>Inicio:</w:t>
+      </w:r>
+      <w:r>
+        <w:rPr>
+          <w:rStyle w:val="CdigoHTML"/>
+        </w:rPr>
+        <w:t xml:space="preserve"> </w:t>
+      </w:r>
+      <w:r>
+        <w:rPr>
+          <w:rStyle w:val="CdigoHTML"/>
+        </w:rPr>
+        <w:t>{</w:t>
       </w:r>
       <w:proofErr w:type="spellStart"/>
       <w:r>
-        <w:t>events</w:t>
+        <w:rPr>
+          <w:rStyle w:val="CdigoHTML"/>
+        </w:rPr>
+        <w:t>at</w:t>
       </w:r>
       <w:proofErr w:type="spellEnd"/>
       <w:r>
-        <w:t>}</w:t>
-      </w:r>
-    </w:p>
-    <w:p>
-      <w:pPr>
-        <w:pStyle w:val="NormalWeb"/>
-      </w:pPr>
+        <w:rPr>
+          <w:rStyle w:val="CdigoHTML"/>
+        </w:rPr>
+        <w:t>}</w:t>
+      </w:r>
+    </w:p>
+    <w:p>
+      <w:pPr>
+        <w:pStyle w:val="NormalWeb"/>
+      </w:pPr>
+      <w:r>
+        <w:rPr>
+          <w:rStyle w:val="CdigoHTML"/>
+          <w:b/>
+        </w:rPr>
+        <w:t>Estado</w:t>
+      </w:r>
+      <w:r>
+        <w:rPr>
+          <w:rStyle w:val="CdigoHTML"/>
+          <w:b/>
+        </w:rPr>
+        <w:t>:</w:t>
+      </w:r>
+      <w:r>
+        <w:rPr>
+          <w:rStyle w:val="CdigoHTML"/>
+        </w:rPr>
+        <w:t xml:space="preserve"> </w:t>
+      </w:r>
+      <w:r>
+        <w:rPr>
+          <w:rStyle w:val="CdigoHTML"/>
+        </w:rPr>
+        <w:t>{</w:t>
+      </w:r>
+      <w:r>
+        <w:rPr>
+          <w:rStyle w:val="CdigoHTML"/>
+        </w:rPr>
+        <w:t>tipo</w:t>
+      </w:r>
+      <w:r>
+        <w:rPr>
+          <w:rStyle w:val="CdigoHTML"/>
+        </w:rPr>
+        <w:t>}</w:t>
+      </w:r>
+    </w:p>
+    <w:p>
+      <w:pPr>
+        <w:pStyle w:val="NormalWeb"/>
+      </w:pPr>
+      <w:r>
+        <w:rPr>
+          <w:rStyle w:val="CdigoHTML"/>
+          <w:b/>
+        </w:rPr>
+        <w:t>Tempo:</w:t>
+      </w:r>
+      <w:r>
+        <w:rPr>
+          <w:rStyle w:val="CdigoHTML"/>
+        </w:rPr>
+        <w:t xml:space="preserve"> </w:t>
+      </w:r>
+      <w:r>
+        <w:rPr>
+          <w:rStyle w:val="CdigoHTML"/>
+        </w:rPr>
+        <w:t>{</w:t>
+      </w:r>
+      <w:r>
+        <w:rPr>
+          <w:rStyle w:val="CdigoHTML"/>
+        </w:rPr>
+        <w:t>timer</w:t>
+      </w:r>
+      <w:r>
+        <w:rPr>
+          <w:rStyle w:val="CdigoHTML"/>
+        </w:rPr>
+        <w:t>}</w:t>
+      </w:r>
+    </w:p>
+    <w:p>
+      <w:pPr>
+        <w:pStyle w:val="NormalWeb"/>
+      </w:pPr>
+      <w:r>
+        <w:rPr>
+          <w:rStyle w:val="CdigoHTML"/>
+          <w:b/>
+        </w:rPr>
+        <w:t>Fim:</w:t>
+      </w:r>
+      <w:r>
+        <w:rPr>
+          <w:rStyle w:val="CdigoHTML"/>
+        </w:rPr>
+        <w:t xml:space="preserve"> </w:t>
+      </w:r>
       <w:r>
         <w:rPr>
           <w:rStyle w:val="CdigoHTML"/>
@@ -145,7 +283,7 @@
         <w:rPr>
           <w:rStyle w:val="CdigoHTML"/>
         </w:rPr>
-        <w:t>at</w:t>
+        <w:t>scheduled</w:t>
       </w:r>
       <w:proofErr w:type="spellEnd"/>
       <w:r>
@@ -162,74 +300,16 @@
       <w:r>
         <w:rPr>
           <w:rStyle w:val="CdigoHTML"/>
-        </w:rPr>
-        <w:t>{</w:t>
-      </w:r>
-      <w:r>
-        <w:rPr>
-          <w:rStyle w:val="CdigoHTML"/>
-        </w:rPr>
-        <w:t>tipo</w:t>
-      </w:r>
-      <w:r>
-        <w:rPr>
-          <w:rStyle w:val="CdigoHTML"/>
-        </w:rPr>
-        <w:t>}</w:t>
-      </w:r>
-    </w:p>
-    <w:p>
-      <w:pPr>
-        <w:pStyle w:val="NormalWeb"/>
-      </w:pPr>
-      <w:r>
-        <w:rPr>
-          <w:rStyle w:val="CdigoHTML"/>
-        </w:rPr>
-        <w:t>{</w:t>
-      </w:r>
-      <w:r>
-        <w:rPr>
-          <w:rStyle w:val="CdigoHTML"/>
-        </w:rPr>
-        <w:t>timer</w:t>
-      </w:r>
-      <w:r>
-        <w:rPr>
-          <w:rStyle w:val="CdigoHTML"/>
-        </w:rPr>
-        <w:t>}</w:t>
-      </w:r>
-    </w:p>
-    <w:p>
-      <w:pPr>
-        <w:pStyle w:val="NormalWeb"/>
-      </w:pPr>
-      <w:r>
-        <w:rPr>
-          <w:rStyle w:val="CdigoHTML"/>
-        </w:rPr>
-        <w:t>{</w:t>
-      </w:r>
-      <w:proofErr w:type="spellStart"/>
-      <w:r>
-        <w:rPr>
-          <w:rStyle w:val="CdigoHTML"/>
-        </w:rPr>
-        <w:t>scheduled</w:t>
-      </w:r>
-      <w:proofErr w:type="spellEnd"/>
-      <w:r>
-        <w:rPr>
-          <w:rStyle w:val="CdigoHTML"/>
-        </w:rPr>
-        <w:t>}</w:t>
-      </w:r>
-    </w:p>
-    <w:p>
-      <w:pPr>
-        <w:pStyle w:val="NormalWeb"/>
-      </w:pPr>
+          <w:b/>
+        </w:rPr>
+        <w:t>Responsável:</w:t>
+      </w:r>
+      <w:r>
+        <w:rPr>
+          <w:rStyle w:val="CdigoHTML"/>
+        </w:rPr>
+        <w:t xml:space="preserve"> </w:t>
+      </w:r>
       <w:r>
         <w:rPr>
           <w:rStyle w:val="CdigoHTML"/>
